--- a/_9/分章/09 第九章：婴儿鞋.docx
+++ b/_9/分章/09 第九章：婴儿鞋.docx
@@ -1917,22 +1917,7 @@
           <w:b w:val="0"/>
           <w:sz w:val="24"/>
         </w:rPr>
-        <w:t>他说不清为什么。也许因为抽屉是个足够好的地方：黑暗、封闭、被桌子挡住。照片在抽屉里，和他从三十号卫星走廊里看见的每一样东西一样——它们存在于那里，但被关在一个看不见的空间里。</w:t>
-      </w:r>
-    </w:p>
-    <w:p>
-      <w:pPr>
-        <w:spacing w:line="360" w:lineRule="auto"/>
-        <w:ind w:firstLine="480"/>
-        <w:jc w:val="both"/>
-      </w:pPr>
-      <w:r>
-        <w:rPr>
-          <w:rFonts w:ascii="Times New Roman" w:hAnsi="Times New Roman" w:eastAsia="宋体"/>
-          <w:b w:val="0"/>
-          <w:sz w:val="24"/>
-        </w:rPr>
-        <w:t>看不见的东西不需要被处理，只需要被放着。</w:t>
+        <w:t>他说不清为什么。也许因为抽屉是个足够好的地方：黑暗、封闭、被桌子挡住。照片在抽屉里，和他从三十号卫星走廊里看见的每一样东西一样。</w:t>
       </w:r>
     </w:p>
     <w:sectPr>
